--- a/Yatzy-SDD.docx
+++ b/Yatzy-SDD.docx
@@ -60,12 +60,6 @@
         <w:gridCol w:w="4706"/>
       </w:tblGrid>
       <w:tr>
-        <w:tblPrEx>
-          <w:tblCellMar>
-            <w:top w:w="0" w:type="dxa"/>
-            <w:bottom w:w="0" w:type="dxa"/>
-          </w:tblCellMar>
-        </w:tblPrEx>
         <w:tc>
           <w:tcPr>
             <w:tcW w:w="4706" w:type="dxa"/>
@@ -114,12 +108,6 @@
         </w:tc>
       </w:tr>
       <w:tr>
-        <w:tblPrEx>
-          <w:tblCellMar>
-            <w:top w:w="0" w:type="dxa"/>
-            <w:bottom w:w="0" w:type="dxa"/>
-          </w:tblCellMar>
-        </w:tblPrEx>
         <w:tc>
           <w:tcPr>
             <w:tcW w:w="4706" w:type="dxa"/>
@@ -164,12 +152,6 @@
         </w:tc>
       </w:tr>
       <w:tr>
-        <w:tblPrEx>
-          <w:tblCellMar>
-            <w:top w:w="0" w:type="dxa"/>
-            <w:bottom w:w="0" w:type="dxa"/>
-          </w:tblCellMar>
-        </w:tblPrEx>
         <w:tc>
           <w:tcPr>
             <w:tcW w:w="4706" w:type="dxa"/>
@@ -214,12 +196,6 @@
         </w:tc>
       </w:tr>
       <w:tr>
-        <w:tblPrEx>
-          <w:tblCellMar>
-            <w:top w:w="0" w:type="dxa"/>
-            <w:bottom w:w="0" w:type="dxa"/>
-          </w:tblCellMar>
-        </w:tblPrEx>
         <w:tc>
           <w:tcPr>
             <w:tcW w:w="4706" w:type="dxa"/>
@@ -264,12 +240,6 @@
         </w:tc>
       </w:tr>
       <w:tr>
-        <w:tblPrEx>
-          <w:tblCellMar>
-            <w:top w:w="0" w:type="dxa"/>
-            <w:bottom w:w="0" w:type="dxa"/>
-          </w:tblCellMar>
-        </w:tblPrEx>
         <w:tc>
           <w:tcPr>
             <w:tcW w:w="4706" w:type="dxa"/>
@@ -551,12 +521,6 @@
         <w:gridCol w:w="4706"/>
       </w:tblGrid>
       <w:tr>
-        <w:tblPrEx>
-          <w:tblCellMar>
-            <w:top w:w="0" w:type="dxa"/>
-            <w:bottom w:w="0" w:type="dxa"/>
-          </w:tblCellMar>
-        </w:tblPrEx>
         <w:tc>
           <w:tcPr>
             <w:tcW w:w="4706" w:type="dxa"/>
@@ -605,12 +569,6 @@
         </w:tc>
       </w:tr>
       <w:tr>
-        <w:tblPrEx>
-          <w:tblCellMar>
-            <w:top w:w="0" w:type="dxa"/>
-            <w:bottom w:w="0" w:type="dxa"/>
-          </w:tblCellMar>
-        </w:tblPrEx>
         <w:tc>
           <w:tcPr>
             <w:tcW w:w="4706" w:type="dxa"/>
@@ -655,12 +613,6 @@
         </w:tc>
       </w:tr>
       <w:tr>
-        <w:tblPrEx>
-          <w:tblCellMar>
-            <w:top w:w="0" w:type="dxa"/>
-            <w:bottom w:w="0" w:type="dxa"/>
-          </w:tblCellMar>
-        </w:tblPrEx>
         <w:tc>
           <w:tcPr>
             <w:tcW w:w="4706" w:type="dxa"/>
@@ -705,12 +657,6 @@
         </w:tc>
       </w:tr>
       <w:tr>
-        <w:tblPrEx>
-          <w:tblCellMar>
-            <w:top w:w="0" w:type="dxa"/>
-            <w:bottom w:w="0" w:type="dxa"/>
-          </w:tblCellMar>
-        </w:tblPrEx>
         <w:tc>
           <w:tcPr>
             <w:tcW w:w="4706" w:type="dxa"/>
@@ -755,12 +701,6 @@
         </w:tc>
       </w:tr>
       <w:tr>
-        <w:tblPrEx>
-          <w:tblCellMar>
-            <w:top w:w="0" w:type="dxa"/>
-            <w:bottom w:w="0" w:type="dxa"/>
-          </w:tblCellMar>
-        </w:tblPrEx>
         <w:tc>
           <w:tcPr>
             <w:tcW w:w="4706" w:type="dxa"/>
@@ -805,12 +745,6 @@
         </w:tc>
       </w:tr>
       <w:tr>
-        <w:tblPrEx>
-          <w:tblCellMar>
-            <w:top w:w="0" w:type="dxa"/>
-            <w:bottom w:w="0" w:type="dxa"/>
-          </w:tblCellMar>
-        </w:tblPrEx>
         <w:tc>
           <w:tcPr>
             <w:tcW w:w="4706" w:type="dxa"/>
@@ -855,29 +789,24 @@
         </w:tc>
       </w:tr>
       <w:tr>
-        <w:tblPrEx>
-          <w:tblCellMar>
-            <w:top w:w="0" w:type="dxa"/>
-            <w:bottom w:w="0" w:type="dxa"/>
-          </w:tblCellMar>
-        </w:tblPrEx>
-        <w:tc>
-          <w:tcPr>
-            <w:tcW w:w="4706" w:type="dxa"/>
-            <w:shd w:val="clear" w:color="auto" w:fill="auto"/>
-          </w:tcPr>
-          <w:p>
-            <w:pPr>
-              <w:rPr>
-                <w:rFonts w:ascii="Aptos" w:hAnsi="Aptos"/>
-                <w:sz w:val="19"/>
-              </w:rPr>
-            </w:pPr>
-            <w:r>
-              <w:rPr>
-                <w:rFonts w:ascii="Aptos" w:hAnsi="Aptos"/>
-                <w:sz w:val="19"/>
-              </w:rPr>
+        <w:tc>
+          <w:tcPr>
+            <w:tcW w:w="4706" w:type="dxa"/>
+            <w:shd w:val="clear" w:color="auto" w:fill="auto"/>
+          </w:tcPr>
+          <w:p>
+            <w:pPr>
+              <w:rPr>
+                <w:rFonts w:ascii="Aptos" w:hAnsi="Aptos"/>
+                <w:sz w:val="19"/>
+              </w:rPr>
+            </w:pPr>
+            <w:r>
+              <w:rPr>
+                <w:rFonts w:ascii="Aptos" w:hAnsi="Aptos"/>
+                <w:sz w:val="19"/>
+              </w:rPr>
+              <w:lastRenderedPageBreak/>
               <w:t>Stabil tilstand</w:t>
             </w:r>
           </w:p>
@@ -1189,12 +1118,6 @@
         <w:gridCol w:w="4706"/>
       </w:tblGrid>
       <w:tr>
-        <w:tblPrEx>
-          <w:tblCellMar>
-            <w:top w:w="0" w:type="dxa"/>
-            <w:bottom w:w="0" w:type="dxa"/>
-          </w:tblCellMar>
-        </w:tblPrEx>
         <w:tc>
           <w:tcPr>
             <w:tcW w:w="4706" w:type="dxa"/>
@@ -1243,12 +1166,6 @@
         </w:tc>
       </w:tr>
       <w:tr>
-        <w:tblPrEx>
-          <w:tblCellMar>
-            <w:top w:w="0" w:type="dxa"/>
-            <w:bottom w:w="0" w:type="dxa"/>
-          </w:tblCellMar>
-        </w:tblPrEx>
         <w:tc>
           <w:tcPr>
             <w:tcW w:w="4706" w:type="dxa"/>
@@ -1293,12 +1210,6 @@
         </w:tc>
       </w:tr>
       <w:tr>
-        <w:tblPrEx>
-          <w:tblCellMar>
-            <w:top w:w="0" w:type="dxa"/>
-            <w:bottom w:w="0" w:type="dxa"/>
-          </w:tblCellMar>
-        </w:tblPrEx>
         <w:tc>
           <w:tcPr>
             <w:tcW w:w="4706" w:type="dxa"/>
@@ -1343,12 +1254,6 @@
         </w:tc>
       </w:tr>
       <w:tr>
-        <w:tblPrEx>
-          <w:tblCellMar>
-            <w:top w:w="0" w:type="dxa"/>
-            <w:bottom w:w="0" w:type="dxa"/>
-          </w:tblCellMar>
-        </w:tblPrEx>
         <w:tc>
           <w:tcPr>
             <w:tcW w:w="4706" w:type="dxa"/>
@@ -1393,12 +1298,6 @@
         </w:tc>
       </w:tr>
       <w:tr>
-        <w:tblPrEx>
-          <w:tblCellMar>
-            <w:top w:w="0" w:type="dxa"/>
-            <w:bottom w:w="0" w:type="dxa"/>
-          </w:tblCellMar>
-        </w:tblPrEx>
         <w:tc>
           <w:tcPr>
             <w:tcW w:w="4706" w:type="dxa"/>
@@ -1443,12 +1342,6 @@
         </w:tc>
       </w:tr>
       <w:tr>
-        <w:tblPrEx>
-          <w:tblCellMar>
-            <w:top w:w="0" w:type="dxa"/>
-            <w:bottom w:w="0" w:type="dxa"/>
-          </w:tblCellMar>
-        </w:tblPrEx>
         <w:tc>
           <w:tcPr>
             <w:tcW w:w="4706" w:type="dxa"/>
@@ -1493,29 +1386,24 @@
         </w:tc>
       </w:tr>
       <w:tr>
-        <w:tblPrEx>
-          <w:tblCellMar>
-            <w:top w:w="0" w:type="dxa"/>
-            <w:bottom w:w="0" w:type="dxa"/>
-          </w:tblCellMar>
-        </w:tblPrEx>
-        <w:tc>
-          <w:tcPr>
-            <w:tcW w:w="4706" w:type="dxa"/>
-            <w:shd w:val="clear" w:color="auto" w:fill="auto"/>
-          </w:tcPr>
-          <w:p>
-            <w:pPr>
-              <w:rPr>
-                <w:rFonts w:ascii="Aptos" w:hAnsi="Aptos"/>
-                <w:sz w:val="19"/>
-              </w:rPr>
-            </w:pPr>
-            <w:r>
-              <w:rPr>
-                <w:rFonts w:ascii="Aptos" w:hAnsi="Aptos"/>
-                <w:sz w:val="19"/>
-              </w:rPr>
+        <w:tc>
+          <w:tcPr>
+            <w:tcW w:w="4706" w:type="dxa"/>
+            <w:shd w:val="clear" w:color="auto" w:fill="auto"/>
+          </w:tcPr>
+          <w:p>
+            <w:pPr>
+              <w:rPr>
+                <w:rFonts w:ascii="Aptos" w:hAnsi="Aptos"/>
+                <w:sz w:val="19"/>
+              </w:rPr>
+            </w:pPr>
+            <w:r>
+              <w:rPr>
+                <w:rFonts w:ascii="Aptos" w:hAnsi="Aptos"/>
+                <w:sz w:val="19"/>
+              </w:rPr>
+              <w:lastRenderedPageBreak/>
               <w:t>Fuldt hus</w:t>
             </w:r>
           </w:p>
@@ -1543,12 +1431,6 @@
         </w:tc>
       </w:tr>
       <w:tr>
-        <w:tblPrEx>
-          <w:tblCellMar>
-            <w:top w:w="0" w:type="dxa"/>
-            <w:bottom w:w="0" w:type="dxa"/>
-          </w:tblCellMar>
-        </w:tblPrEx>
         <w:tc>
           <w:tcPr>
             <w:tcW w:w="4706" w:type="dxa"/>
@@ -1593,12 +1475,6 @@
         </w:tc>
       </w:tr>
       <w:tr>
-        <w:tblPrEx>
-          <w:tblCellMar>
-            <w:top w:w="0" w:type="dxa"/>
-            <w:bottom w:w="0" w:type="dxa"/>
-          </w:tblCellMar>
-        </w:tblPrEx>
         <w:tc>
           <w:tcPr>
             <w:tcW w:w="4706" w:type="dxa"/>
@@ -2046,23 +1922,21 @@
           <w:rFonts w:ascii="Aptos" w:hAnsi="Aptos"/>
           <w:sz w:val="21"/>
         </w:rPr>
-        <w:t>• Ved afslutning vises en slutskærm med alle spillere sorteret efter samlet score, tydeligt markerede vindere og den komplette pointtavle for alle spillere. “Nyt spil” er altid tilgængeligt. Ved klik vises dialogen “Er du sikker på, at du vil afbryde spillet og starte et nyt?”. Først ved bekræftelse afbrydes en eventuel animation eller computerhandling, den gamle gemte spiltilstand slettes, og der vendes tilbage til startvinduet; ellers fortsætter det igangværende spil uændret.</w:t>
-      </w:r>
-    </w:p>
-    <w:p>
-      <w:pPr>
-        <w:spacing w:after="40"/>
-        <w:rPr>
-          <w:rFonts w:ascii="Aptos" w:hAnsi="Aptos"/>
-          <w:sz w:val="21"/>
-        </w:rPr>
-      </w:pPr>
-      <w:r>
-        <w:rPr>
-          <w:rFonts w:ascii="Aptos" w:hAnsi="Aptos"/>
-          <w:sz w:val="21"/>
-        </w:rPr>
-        <w:t>• Hvis brugeren lukker programvinduet, mens et spil er i gang, vises dialogen “Er du sikker på, at du vil afslutte? Det igangværende spil gemmes og kan fortsættes senere.” Ved Nej forbliver programmet åbent.</w:t>
+        <w:t>• Ved afslutning vises en slutskærm med alle spillere sorteret ef</w:t>
+      </w:r>
+      <w:r>
+        <w:rPr>
+          <w:rFonts w:ascii="Aptos" w:hAnsi="Aptos"/>
+          <w:sz w:val="21"/>
+        </w:rPr>
+        <w:t>Ved afslutning vises en slutskærm med alle spillere sorteret efter samlet score, tydeligt markerede vindere og den komplette pointtavle for alle spillere. “Nyt spil” er altid tilgængeligt. Mens et spil er i gang, vises ved klik dialogen “Er du sikker på, at du vil afbryde spillet og starte et nyt?”. Først ved bekræftelse afbrydes en eventuel animation eller computerhandling, den gamle gemte spiltilstand slettes, og der vendes tilbage til startvinduet; ellers fortsætter det igangværende spil uændret. Efter et afsluttet spil åbner “Nyt spil” startvinduet direkte uden en bekræftelsesdialog.</w:t>
+      </w:r>
+      <w:r>
+        <w:rPr>
+          <w:rFonts w:ascii="Aptos" w:hAnsi="Aptos"/>
+          <w:sz w:val="21"/>
+        </w:rPr>
+        <w:t xml:space="preserve"> vises dialogen “Er du sikker på, at du vil afslutte? Det igangværende spil gemmes og kan fortsættes senere.” Ved Nej forbliver programmet åbent.</w:t>
       </w:r>
     </w:p>
     <w:p>
@@ -2379,12 +2253,6 @@
         <w:gridCol w:w="4706"/>
       </w:tblGrid>
       <w:tr>
-        <w:tblPrEx>
-          <w:tblCellMar>
-            <w:top w:w="0" w:type="dxa"/>
-            <w:bottom w:w="0" w:type="dxa"/>
-          </w:tblCellMar>
-        </w:tblPrEx>
         <w:tc>
           <w:tcPr>
             <w:tcW w:w="4706" w:type="dxa"/>
@@ -2433,12 +2301,6 @@
         </w:tc>
       </w:tr>
       <w:tr>
-        <w:tblPrEx>
-          <w:tblCellMar>
-            <w:top w:w="0" w:type="dxa"/>
-            <w:bottom w:w="0" w:type="dxa"/>
-          </w:tblCellMar>
-        </w:tblPrEx>
         <w:tc>
           <w:tcPr>
             <w:tcW w:w="4706" w:type="dxa"/>
@@ -2483,12 +2345,6 @@
         </w:tc>
       </w:tr>
       <w:tr>
-        <w:tblPrEx>
-          <w:tblCellMar>
-            <w:top w:w="0" w:type="dxa"/>
-            <w:bottom w:w="0" w:type="dxa"/>
-          </w:tblCellMar>
-        </w:tblPrEx>
         <w:tc>
           <w:tcPr>
             <w:tcW w:w="4706" w:type="dxa"/>
@@ -2533,12 +2389,6 @@
         </w:tc>
       </w:tr>
       <w:tr>
-        <w:tblPrEx>
-          <w:tblCellMar>
-            <w:top w:w="0" w:type="dxa"/>
-            <w:bottom w:w="0" w:type="dxa"/>
-          </w:tblCellMar>
-        </w:tblPrEx>
         <w:tc>
           <w:tcPr>
             <w:tcW w:w="4706" w:type="dxa"/>
@@ -2675,12 +2525,6 @@
         <w:gridCol w:w="3138"/>
       </w:tblGrid>
       <w:tr>
-        <w:tblPrEx>
-          <w:tblCellMar>
-            <w:top w:w="0" w:type="dxa"/>
-            <w:bottom w:w="0" w:type="dxa"/>
-          </w:tblCellMar>
-        </w:tblPrEx>
         <w:tc>
           <w:tcPr>
             <w:tcW w:w="3137" w:type="dxa"/>
@@ -2752,12 +2596,6 @@
         </w:tc>
       </w:tr>
       <w:tr>
-        <w:tblPrEx>
-          <w:tblCellMar>
-            <w:top w:w="0" w:type="dxa"/>
-            <w:bottom w:w="0" w:type="dxa"/>
-          </w:tblCellMar>
-        </w:tblPrEx>
         <w:tc>
           <w:tcPr>
             <w:tcW w:w="3137" w:type="dxa"/>
@@ -2823,12 +2661,6 @@
         </w:tc>
       </w:tr>
       <w:tr>
-        <w:tblPrEx>
-          <w:tblCellMar>
-            <w:top w:w="0" w:type="dxa"/>
-            <w:bottom w:w="0" w:type="dxa"/>
-          </w:tblCellMar>
-        </w:tblPrEx>
         <w:tc>
           <w:tcPr>
             <w:tcW w:w="3137" w:type="dxa"/>
@@ -2894,12 +2726,6 @@
         </w:tc>
       </w:tr>
       <w:tr>
-        <w:tblPrEx>
-          <w:tblCellMar>
-            <w:top w:w="0" w:type="dxa"/>
-            <w:bottom w:w="0" w:type="dxa"/>
-          </w:tblCellMar>
-        </w:tblPrEx>
         <w:tc>
           <w:tcPr>
             <w:tcW w:w="3137" w:type="dxa"/>
@@ -2965,12 +2791,6 @@
         </w:tc>
       </w:tr>
       <w:tr>
-        <w:tblPrEx>
-          <w:tblCellMar>
-            <w:top w:w="0" w:type="dxa"/>
-            <w:bottom w:w="0" w:type="dxa"/>
-          </w:tblCellMar>
-        </w:tblPrEx>
         <w:tc>
           <w:tcPr>
             <w:tcW w:w="3137" w:type="dxa"/>
@@ -3036,12 +2856,6 @@
         </w:tc>
       </w:tr>
       <w:tr>
-        <w:tblPrEx>
-          <w:tblCellMar>
-            <w:top w:w="0" w:type="dxa"/>
-            <w:bottom w:w="0" w:type="dxa"/>
-          </w:tblCellMar>
-        </w:tblPrEx>
         <w:tc>
           <w:tcPr>
             <w:tcW w:w="3137" w:type="dxa"/>
@@ -3107,12 +2921,6 @@
         </w:tc>
       </w:tr>
       <w:tr>
-        <w:tblPrEx>
-          <w:tblCellMar>
-            <w:top w:w="0" w:type="dxa"/>
-            <w:bottom w:w="0" w:type="dxa"/>
-          </w:tblCellMar>
-        </w:tblPrEx>
         <w:tc>
           <w:tcPr>
             <w:tcW w:w="3137" w:type="dxa"/>
@@ -3178,12 +2986,6 @@
         </w:tc>
       </w:tr>
       <w:tr>
-        <w:tblPrEx>
-          <w:tblCellMar>
-            <w:top w:w="0" w:type="dxa"/>
-            <w:bottom w:w="0" w:type="dxa"/>
-          </w:tblCellMar>
-        </w:tblPrEx>
         <w:tc>
           <w:tcPr>
             <w:tcW w:w="3137" w:type="dxa"/>
@@ -3249,12 +3051,6 @@
         </w:tc>
       </w:tr>
       <w:tr>
-        <w:tblPrEx>
-          <w:tblCellMar>
-            <w:top w:w="0" w:type="dxa"/>
-            <w:bottom w:w="0" w:type="dxa"/>
-          </w:tblCellMar>
-        </w:tblPrEx>
         <w:tc>
           <w:tcPr>
             <w:tcW w:w="3137" w:type="dxa"/>
@@ -3320,12 +3116,6 @@
         </w:tc>
       </w:tr>
       <w:tr>
-        <w:tblPrEx>
-          <w:tblCellMar>
-            <w:top w:w="0" w:type="dxa"/>
-            <w:bottom w:w="0" w:type="dxa"/>
-          </w:tblCellMar>
-        </w:tblPrEx>
         <w:tc>
           <w:tcPr>
             <w:tcW w:w="3137" w:type="dxa"/>
@@ -3391,12 +3181,6 @@
         </w:tc>
       </w:tr>
       <w:tr>
-        <w:tblPrEx>
-          <w:tblCellMar>
-            <w:top w:w="0" w:type="dxa"/>
-            <w:bottom w:w="0" w:type="dxa"/>
-          </w:tblCellMar>
-        </w:tblPrEx>
         <w:tc>
           <w:tcPr>
             <w:tcW w:w="3137" w:type="dxa"/>
@@ -3462,12 +3246,6 @@
         </w:tc>
       </w:tr>
       <w:tr>
-        <w:tblPrEx>
-          <w:tblCellMar>
-            <w:top w:w="0" w:type="dxa"/>
-            <w:bottom w:w="0" w:type="dxa"/>
-          </w:tblCellMar>
-        </w:tblPrEx>
         <w:tc>
           <w:tcPr>
             <w:tcW w:w="3137" w:type="dxa"/>
@@ -3533,12 +3311,6 @@
         </w:tc>
       </w:tr>
       <w:tr>
-        <w:tblPrEx>
-          <w:tblCellMar>
-            <w:top w:w="0" w:type="dxa"/>
-            <w:bottom w:w="0" w:type="dxa"/>
-          </w:tblCellMar>
-        </w:tblPrEx>
         <w:tc>
           <w:tcPr>
             <w:tcW w:w="3137" w:type="dxa"/>
@@ -3604,12 +3376,6 @@
         </w:tc>
       </w:tr>
       <w:tr>
-        <w:tblPrEx>
-          <w:tblCellMar>
-            <w:top w:w="0" w:type="dxa"/>
-            <w:bottom w:w="0" w:type="dxa"/>
-          </w:tblCellMar>
-        </w:tblPrEx>
         <w:tc>
           <w:tcPr>
             <w:tcW w:w="3137" w:type="dxa"/>
@@ -3675,12 +3441,6 @@
         </w:tc>
       </w:tr>
       <w:tr>
-        <w:tblPrEx>
-          <w:tblCellMar>
-            <w:top w:w="0" w:type="dxa"/>
-            <w:bottom w:w="0" w:type="dxa"/>
-          </w:tblCellMar>
-        </w:tblPrEx>
         <w:tc>
           <w:tcPr>
             <w:tcW w:w="3137" w:type="dxa"/>
@@ -3746,12 +3506,6 @@
         </w:tc>
       </w:tr>
       <w:tr>
-        <w:tblPrEx>
-          <w:tblCellMar>
-            <w:top w:w="0" w:type="dxa"/>
-            <w:bottom w:w="0" w:type="dxa"/>
-          </w:tblCellMar>
-        </w:tblPrEx>
         <w:tc>
           <w:tcPr>
             <w:tcW w:w="3137" w:type="dxa"/>
@@ -3817,12 +3571,6 @@
         </w:tc>
       </w:tr>
       <w:tr>
-        <w:tblPrEx>
-          <w:tblCellMar>
-            <w:top w:w="0" w:type="dxa"/>
-            <w:bottom w:w="0" w:type="dxa"/>
-          </w:tblCellMar>
-        </w:tblPrEx>
         <w:tc>
           <w:tcPr>
             <w:tcW w:w="3137" w:type="dxa"/>
@@ -3888,12 +3636,6 @@
         </w:tc>
       </w:tr>
       <w:tr>
-        <w:tblPrEx>
-          <w:tblCellMar>
-            <w:top w:w="0" w:type="dxa"/>
-            <w:bottom w:w="0" w:type="dxa"/>
-          </w:tblCellMar>
-        </w:tblPrEx>
         <w:tc>
           <w:tcPr>
             <w:tcW w:w="3137" w:type="dxa"/>
@@ -3959,12 +3701,6 @@
         </w:tc>
       </w:tr>
       <w:tr>
-        <w:tblPrEx>
-          <w:tblCellMar>
-            <w:top w:w="0" w:type="dxa"/>
-            <w:bottom w:w="0" w:type="dxa"/>
-          </w:tblCellMar>
-        </w:tblPrEx>
         <w:tc>
           <w:tcPr>
             <w:tcW w:w="3137" w:type="dxa"/>
@@ -4030,12 +3766,6 @@
         </w:tc>
       </w:tr>
       <w:tr>
-        <w:tblPrEx>
-          <w:tblCellMar>
-            <w:top w:w="0" w:type="dxa"/>
-            <w:bottom w:w="0" w:type="dxa"/>
-          </w:tblCellMar>
-        </w:tblPrEx>
         <w:tc>
           <w:tcPr>
             <w:tcW w:w="3137" w:type="dxa"/>
@@ -4101,12 +3831,6 @@
         </w:tc>
       </w:tr>
       <w:tr>
-        <w:tblPrEx>
-          <w:tblCellMar>
-            <w:top w:w="0" w:type="dxa"/>
-            <w:bottom w:w="0" w:type="dxa"/>
-          </w:tblCellMar>
-        </w:tblPrEx>
         <w:tc>
           <w:tcPr>
             <w:tcW w:w="3137" w:type="dxa"/>
@@ -4172,12 +3896,6 @@
         </w:tc>
       </w:tr>
       <w:tr>
-        <w:tblPrEx>
-          <w:tblCellMar>
-            <w:top w:w="0" w:type="dxa"/>
-            <w:bottom w:w="0" w:type="dxa"/>
-          </w:tblCellMar>
-        </w:tblPrEx>
         <w:tc>
           <w:tcPr>
             <w:tcW w:w="3137" w:type="dxa"/>
@@ -4243,12 +3961,6 @@
         </w:tc>
       </w:tr>
       <w:tr>
-        <w:tblPrEx>
-          <w:tblCellMar>
-            <w:top w:w="0" w:type="dxa"/>
-            <w:bottom w:w="0" w:type="dxa"/>
-          </w:tblCellMar>
-        </w:tblPrEx>
         <w:tc>
           <w:tcPr>
             <w:tcW w:w="3137" w:type="dxa"/>
@@ -4314,12 +4026,6 @@
         </w:tc>
       </w:tr>
       <w:tr>
-        <w:tblPrEx>
-          <w:tblCellMar>
-            <w:top w:w="0" w:type="dxa"/>
-            <w:bottom w:w="0" w:type="dxa"/>
-          </w:tblCellMar>
-        </w:tblPrEx>
         <w:tc>
           <w:tcPr>
             <w:tcW w:w="3137" w:type="dxa"/>
@@ -4385,12 +4091,6 @@
         </w:tc>
       </w:tr>
       <w:tr>
-        <w:tblPrEx>
-          <w:tblCellMar>
-            <w:top w:w="0" w:type="dxa"/>
-            <w:bottom w:w="0" w:type="dxa"/>
-          </w:tblCellMar>
-        </w:tblPrEx>
         <w:tc>
           <w:tcPr>
             <w:tcW w:w="3137" w:type="dxa"/>
@@ -4456,12 +4156,6 @@
         </w:tc>
       </w:tr>
       <w:tr>
-        <w:tblPrEx>
-          <w:tblCellMar>
-            <w:top w:w="0" w:type="dxa"/>
-            <w:bottom w:w="0" w:type="dxa"/>
-          </w:tblCellMar>
-        </w:tblPrEx>
         <w:tc>
           <w:tcPr>
             <w:tcW w:w="3137" w:type="dxa"/>
@@ -4678,124 +4372,32 @@
     </w:p>
     <w:p>
       <w:pPr>
-        <w:spacing w:after="0"/>
+        <w:spacing w:after="40"/>
+        <w:rPr>
+          <w:rFonts w:ascii="Aptos" w:hAnsi="Aptos"/>
+          <w:sz w:val="21"/>
+        </w:rPr>
+      </w:pPr>
+      <w:r>
         <w:rPr>
           <w:rFonts w:ascii="Aptos" w:hAnsi="Aptos"/>
           <w:sz w:val="18"/>
         </w:rPr>
-      </w:pPr>
+        <w:t>Yat</w:t>
+      </w:r>
       <w:r>
         <w:rPr>
           <w:rFonts w:ascii="Aptos" w:hAnsi="Aptos"/>
           <w:sz w:val="18"/>
         </w:rPr>
-        <w:t>Yatzy/</w:t>
-      </w:r>
-    </w:p>
-    <w:p>
-      <w:pPr>
-        <w:spacing w:after="0"/>
-        <w:rPr>
-          <w:rFonts w:ascii="Aptos" w:hAnsi="Aptos"/>
-          <w:sz w:val="18"/>
-        </w:rPr>
-      </w:pPr>
-      <w:r>
-        <w:rPr>
-          <w:rFonts w:ascii="Aptos" w:hAnsi="Aptos" w:cs="Arial"/>
-          <w:sz w:val="18"/>
-        </w:rPr>
-        <w:t>├</w:t>
-      </w:r>
-      <w:r>
-        <w:rPr>
-          <w:rFonts w:ascii="Aptos" w:hAnsi="Aptos" w:cs="Aptos"/>
-          <w:sz w:val="18"/>
-        </w:rPr>
-        <w:t>──</w:t>
-      </w:r>
-      <w:r>
-        <w:rPr>
-          <w:rFonts w:ascii="Aptos" w:hAnsi="Aptos"/>
-          <w:sz w:val="18"/>
-        </w:rPr>
-        <w:t xml:space="preserve"> src/Yatzy.Core/     spillogik uden WPF-afh</w:t>
-      </w:r>
-      <w:r>
-        <w:rPr>
-          <w:rFonts w:ascii="Aptos" w:hAnsi="Aptos" w:cs="Aptos"/>
-          <w:sz w:val="18"/>
-        </w:rPr>
-        <w:t>æ</w:t>
-      </w:r>
-      <w:r>
-        <w:rPr>
-          <w:rFonts w:ascii="Aptos" w:hAnsi="Aptos"/>
-          <w:sz w:val="18"/>
-        </w:rPr>
-        <w:t>ngighed</w:t>
-      </w:r>
-    </w:p>
-    <w:p>
-      <w:pPr>
-        <w:spacing w:after="0"/>
-        <w:rPr>
-          <w:rFonts w:ascii="Aptos" w:hAnsi="Aptos"/>
-          <w:sz w:val="18"/>
-        </w:rPr>
-      </w:pPr>
-      <w:r>
-        <w:rPr>
-          <w:rFonts w:ascii="Aptos" w:hAnsi="Aptos" w:cs="Arial"/>
-          <w:sz w:val="18"/>
-        </w:rPr>
-        <w:t>├</w:t>
-      </w:r>
-      <w:r>
-        <w:rPr>
-          <w:rFonts w:ascii="Aptos" w:hAnsi="Aptos" w:cs="Aptos"/>
-          <w:sz w:val="18"/>
-        </w:rPr>
-        <w:t>──</w:t>
-      </w:r>
-      <w:r>
-        <w:rPr>
-          <w:rFonts w:ascii="Aptos" w:hAnsi="Aptos"/>
-          <w:sz w:val="18"/>
-        </w:rPr>
-        <w:t xml:space="preserve"> src/Yatzy.App/      WPF-brugerflade</w:t>
-      </w:r>
-    </w:p>
-    <w:p>
-      <w:pPr>
-        <w:spacing w:after="0"/>
-        <w:rPr>
-          <w:rFonts w:ascii="Aptos" w:hAnsi="Aptos"/>
-          <w:sz w:val="18"/>
-        </w:rPr>
-      </w:pPr>
-      <w:r>
-        <w:rPr>
-          <w:rFonts w:ascii="Aptos" w:hAnsi="Aptos"/>
-          <w:sz w:val="18"/>
-        </w:rPr>
-        <w:t>└── tests/Yatzy.Tests/  xUnit-tests</w:t>
-      </w:r>
-    </w:p>
-    <w:p>
-      <w:pPr>
-        <w:spacing w:after="40"/>
-        <w:rPr>
-          <w:rFonts w:ascii="Aptos" w:hAnsi="Aptos"/>
-          <w:sz w:val="21"/>
-        </w:rPr>
-      </w:pPr>
-      <w:r>
-        <w:rPr>
-          <w:rFonts w:ascii="Aptos" w:hAnsi="Aptos"/>
-          <w:sz w:val="21"/>
-        </w:rPr>
-        <w:t>1. Opret solution og projekter samt `.gitignore`; byg løsningen.</w:t>
+        <w:t>Brugerfladen gennemgås manuelt for navnevalidering, dansk tekst, responsivt layout, animation, lydindstilling, dialoger og visning af computerens tur. Det kontrolleres også, at “Nyt spil” spørger under et igangværende spil, men åbner startvinduet direkte efter et afsluttet spil.</w:t>
+      </w:r>
+      <w:r>
+        <w:rPr>
+          <w:rFonts w:ascii="Aptos" w:hAnsi="Aptos"/>
+          <w:sz w:val="21"/>
+        </w:rPr>
+        <w:t>on og projekter samt `.gitignore`; byg løsningen.</w:t>
       </w:r>
     </w:p>
     <w:p>
@@ -5015,12 +4617,6 @@
         <w:gridCol w:w="4706"/>
       </w:tblGrid>
       <w:tr>
-        <w:tblPrEx>
-          <w:tblCellMar>
-            <w:top w:w="0" w:type="dxa"/>
-            <w:bottom w:w="0" w:type="dxa"/>
-          </w:tblCellMar>
-        </w:tblPrEx>
         <w:tc>
           <w:tcPr>
             <w:tcW w:w="4706" w:type="dxa"/>
@@ -5069,12 +4665,6 @@
         </w:tc>
       </w:tr>
       <w:tr>
-        <w:tblPrEx>
-          <w:tblCellMar>
-            <w:top w:w="0" w:type="dxa"/>
-            <w:bottom w:w="0" w:type="dxa"/>
-          </w:tblCellMar>
-        </w:tblPrEx>
         <w:tc>
           <w:tcPr>
             <w:tcW w:w="4706" w:type="dxa"/>
@@ -5119,12 +4709,6 @@
         </w:tc>
       </w:tr>
       <w:tr>
-        <w:tblPrEx>
-          <w:tblCellMar>
-            <w:top w:w="0" w:type="dxa"/>
-            <w:bottom w:w="0" w:type="dxa"/>
-          </w:tblCellMar>
-        </w:tblPrEx>
         <w:tc>
           <w:tcPr>
             <w:tcW w:w="4706" w:type="dxa"/>
@@ -5169,12 +4753,6 @@
         </w:tc>
       </w:tr>
       <w:tr>
-        <w:tblPrEx>
-          <w:tblCellMar>
-            <w:top w:w="0" w:type="dxa"/>
-            <w:bottom w:w="0" w:type="dxa"/>
-          </w:tblCellMar>
-        </w:tblPrEx>
         <w:tc>
           <w:tcPr>
             <w:tcW w:w="4706" w:type="dxa"/>
@@ -5219,12 +4797,6 @@
         </w:tc>
       </w:tr>
       <w:tr>
-        <w:tblPrEx>
-          <w:tblCellMar>
-            <w:top w:w="0" w:type="dxa"/>
-            <w:bottom w:w="0" w:type="dxa"/>
-          </w:tblCellMar>
-        </w:tblPrEx>
         <w:tc>
           <w:tcPr>
             <w:tcW w:w="4706" w:type="dxa"/>
@@ -5269,12 +4841,6 @@
         </w:tc>
       </w:tr>
       <w:tr>
-        <w:tblPrEx>
-          <w:tblCellMar>
-            <w:top w:w="0" w:type="dxa"/>
-            <w:bottom w:w="0" w:type="dxa"/>
-          </w:tblCellMar>
-        </w:tblPrEx>
         <w:tc>
           <w:tcPr>
             <w:tcW w:w="4706" w:type="dxa"/>
@@ -5319,12 +4885,6 @@
         </w:tc>
       </w:tr>
       <w:tr>
-        <w:tblPrEx>
-          <w:tblCellMar>
-            <w:top w:w="0" w:type="dxa"/>
-            <w:bottom w:w="0" w:type="dxa"/>
-          </w:tblCellMar>
-        </w:tblPrEx>
         <w:tc>
           <w:tcPr>
             <w:tcW w:w="4706" w:type="dxa"/>

--- a/Yatzy-SDD.docx
+++ b/Yatzy-SDD.docx
@@ -1842,6 +1842,7 @@
           <w:rFonts w:ascii="Aptos" w:hAnsi="Aptos"/>
           <w:sz w:val="21"/>
         </w:rPr>
+        <w:lastRenderedPageBreak/>
         <w:t>• Hovedvinduet indeholder en enkel menu eller knap med navnet “Indstillinger”. Her kan brugeren slå lyd og rulle-animation til eller fra samt vælge “Nulstil computerens læring”.</w:t>
       </w:r>
     </w:p>
@@ -1906,23 +1907,21 @@
           <w:rFonts w:ascii="Aptos" w:hAnsi="Aptos"/>
           <w:sz w:val="21"/>
         </w:rPr>
-        <w:t>• Efter et 0-points valg vises “Vil du stryge {kategori}?” med Ja/Nej.</w:t>
-      </w:r>
-    </w:p>
-    <w:p>
-      <w:pPr>
-        <w:spacing w:after="40"/>
-        <w:rPr>
-          <w:rFonts w:ascii="Aptos" w:hAnsi="Aptos"/>
-          <w:sz w:val="21"/>
-        </w:rPr>
-      </w:pPr>
-      <w:r>
-        <w:rPr>
-          <w:rFonts w:ascii="Aptos" w:hAnsi="Aptos"/>
-          <w:sz w:val="21"/>
-        </w:rPr>
-        <w:t>• Ved afslutning vises en slutskærm med alle spillere sorteret ef</w:t>
+        <w:t>• Efter et 0-points valg vises “Vil du stryge {kategori}?” med Ja</w:t>
+      </w:r>
+      <w:r>
+        <w:rPr>
+          <w:rFonts w:ascii="Aptos" w:hAnsi="Aptos"/>
+          <w:sz w:val="21"/>
+        </w:rPr>
+        <w:t>Efter et 0-points valg vises “Vil du stryge {kategori}?” med Ja/Nej. Ved Nej gemmes intet, og terninger samt kastnummer bevares, mens spilleren vælger et andet ledigt scorefelt. Var det tredje kast, kan spilleren ikke kaste igen.</w:t>
+      </w:r>
+      <w:r>
+        <w:rPr>
+          <w:rFonts w:ascii="Aptos" w:hAnsi="Aptos"/>
+          <w:sz w:val="21"/>
+        </w:rPr>
+        <w:t xml:space="preserve"> ef</w:t>
       </w:r>
       <w:r>
         <w:rPr>
@@ -2098,6 +2097,7 @@
           <w:b/>
           <w:sz w:val="30"/>
         </w:rPr>
+        <w:lastRenderedPageBreak/>
         <w:t>Brugerforløb</w:t>
       </w:r>
     </w:p>
@@ -3198,6 +3198,7 @@
                 <w:rFonts w:ascii="Aptos" w:hAnsi="Aptos"/>
                 <w:sz w:val="19"/>
               </w:rPr>
+              <w:lastRenderedPageBreak/>
               <w:t>Tre ens</w:t>
             </w:r>
           </w:p>
@@ -4461,6 +4462,7 @@
           <w:rFonts w:ascii="Aptos" w:hAnsi="Aptos"/>
           <w:sz w:val="21"/>
         </w:rPr>
+        <w:lastRenderedPageBreak/>
         <w:t>5. Implementér computerstrategi, fælles læring og tænkepauser; test at den kun foretager lovlige valg.</w:t>
       </w:r>
     </w:p>

--- a/Yatzy-SDD.docx
+++ b/Yatzy-SDD.docx
@@ -1842,7 +1842,6 @@
           <w:rFonts w:ascii="Aptos" w:hAnsi="Aptos"/>
           <w:sz w:val="21"/>
         </w:rPr>
-        <w:lastRenderedPageBreak/>
         <w:t>• Hovedvinduet indeholder en enkel menu eller knap med navnet “Indstillinger”. Her kan brugeren slå lyd og rulle-animation til eller fra samt vælge “Nulstil computerens læring”.</w:t>
       </w:r>
     </w:p>
@@ -1914,21 +1913,21 @@
           <w:rFonts w:ascii="Aptos" w:hAnsi="Aptos"/>
           <w:sz w:val="21"/>
         </w:rPr>
-        <w:t>Efter et 0-points valg vises “Vil du stryge {kategori}?” med Ja/Nej. Ved Nej gemmes intet, og terninger samt kastnummer bevares, mens spilleren vælger et andet ledigt scorefelt. Var det tredje kast, kan spilleren ikke kaste igen.</w:t>
-      </w:r>
-      <w:r>
-        <w:rPr>
-          <w:rFonts w:ascii="Aptos" w:hAnsi="Aptos"/>
-          <w:sz w:val="21"/>
-        </w:rPr>
-        <w:t xml:space="preserve"> ef</w:t>
-      </w:r>
-      <w:r>
-        <w:rPr>
-          <w:rFonts w:ascii="Aptos" w:hAnsi="Aptos"/>
-          <w:sz w:val="21"/>
-        </w:rPr>
-        <w:t>Ved afslutning vises en slutskærm med alle spillere sorteret efter samlet score, tydeligt markerede vindere og den komplette pointtavle for alle spillere. “Nyt spil” er altid tilgængeligt. Mens et spil er i gang, vises ved klik dialogen “Er du sikker på, at du vil afbryde spillet og starte et nyt?”. Først ved bekræftelse afbrydes en eventuel animation eller computerhandling, den gamle gemte spiltilstand slettes, og der vendes tilbage til startvinduet; ellers fortsætter det igangværende spil uændret. Efter et afsluttet spil åbner “Nyt spil” startvinduet direkte uden en bekræftelsesdialog.</w:t>
+        <w:t>Efter et 0-points valg vises “Vil du stryge {kategori}?” med Ja</w:t>
+      </w:r>
+      <w:r>
+        <w:rPr>
+          <w:rFonts w:ascii="Aptos" w:hAnsi="Aptos"/>
+          <w:sz w:val="21"/>
+        </w:rPr>
+        <w:t>Efter et 0-points valg vises “Vil du stryge {kategori}?” med Ja/Nej for menneskelige spillere. Ved Nej gemmes intet, og terninger samt kastnummer bevares, mens spilleren vælger et andet ledigt scorefelt. Var det tredje kast, kan spilleren ikke kaste igen. Når Computeren vælger en streg, bekræfter den automatisk uden en dialog; brugeren ser kun det valgte scorefelt.</w:t>
+      </w:r>
+      <w:r>
+        <w:rPr>
+          <w:rFonts w:ascii="Aptos" w:hAnsi="Aptos"/>
+          <w:sz w:val="21"/>
+        </w:rPr>
+        <w:t xml:space="preserve"> efter samlet score, tydeligt markerede vindere og den komplette pointtavle for alle spillere. “Nyt spil” er altid tilgængeligt. Mens et spil er i gang, vises ved klik dialogen “Er du sikker på, at du vil afbryde spillet og starte et nyt?”. Først ved bekræftelse afbrydes en eventuel animation eller computerhandling, den gamle gemte spiltilstand slettes, og der vendes tilbage til startvinduet; ellers fortsætter det igangværende spil uændret. Efter et afsluttet spil åbner “Nyt spil” startvinduet direkte uden en bekræftelsesdialog.</w:t>
       </w:r>
       <w:r>
         <w:rPr>
@@ -2097,7 +2096,6 @@
           <w:b/>
           <w:sz w:val="30"/>
         </w:rPr>
-        <w:lastRenderedPageBreak/>
         <w:t>Brugerforløb</w:t>
       </w:r>
     </w:p>
@@ -3198,7 +3196,6 @@
                 <w:rFonts w:ascii="Aptos" w:hAnsi="Aptos"/>
                 <w:sz w:val="19"/>
               </w:rPr>
-              <w:lastRenderedPageBreak/>
               <w:t>Tre ens</w:t>
             </w:r>
           </w:p>
@@ -4462,7 +4459,6 @@
           <w:rFonts w:ascii="Aptos" w:hAnsi="Aptos"/>
           <w:sz w:val="21"/>
         </w:rPr>
-        <w:lastRenderedPageBreak/>
         <w:t>5. Implementér computerstrategi, fælles læring og tænkepauser; test at den kun foretager lovlige valg.</w:t>
       </w:r>
     </w:p>

--- a/Yatzy-SDD.docx
+++ b/Yatzy-SDD.docx
@@ -1183,7 +1183,29 @@
                 <w:rFonts w:ascii="Aptos" w:hAnsi="Aptos"/>
                 <w:sz w:val="19"/>
               </w:rPr>
-              <w:t>Enere–seksere</w:t>
+              <w:t>Enere–sekse</w:t>
+            </w:r>
+          </w:p>
+          <w:p>
+            <w:pPr>
+              <w:rPr>
+                <w:rFonts w:ascii="Aptos" w:hAnsi="Aptos"/>
+                <w:sz w:val="19"/>
+              </w:rPr>
+            </w:pPr>
+            <w:r>
+              <w:rPr>
+                <w:rFonts w:ascii="Aptos" w:hAnsi="Aptos"/>
+                <w:sz w:val="19"/>
+              </w:rPr>
+              <w:t>15. Spillerne tager tur i den rækkefølge, deres navne indtastes. Når Computeren deltager, placeres den sidst i turordenen.</w:t>
+            </w:r>
+            <w:r>
+              <w:rPr>
+                <w:rFonts w:ascii="Aptos" w:hAnsi="Aptos"/>
+                <w:sz w:val="19"/>
+              </w:rPr>
+              <w:t>re</w:t>
             </w:r>
           </w:p>
         </w:tc>
@@ -1842,6 +1864,7 @@
           <w:rFonts w:ascii="Aptos" w:hAnsi="Aptos"/>
           <w:sz w:val="21"/>
         </w:rPr>
+        <w:lastRenderedPageBreak/>
         <w:t>• Hovedvinduet indeholder en enkel menu eller knap med navnet “Indstillinger”. Her kan brugeren slå lyd og rulle-animation til eller fra samt vælge “Nulstil computerens læring”.</w:t>
       </w:r>
     </w:p>
@@ -2079,7 +2102,15 @@
           <w:rFonts w:ascii="Aptos" w:hAnsi="Aptos"/>
           <w:sz w:val="21"/>
         </w:rPr>
-        <w:t>Computeren lærer også gruppens tempo ved at måle tiden fra et menneskeligt valg bliver muligt, til handlingen udføres. Den bruger et løbende gennemsnit som tænkepause for tilsvarende computerhandlinger. Pausen begrænses til et rimeligt interval, så spillet hverken føles øjeblikkeligt eller unødigt langsomt.</w:t>
+        <w:t xml:space="preserve">Computeren lærer også gruppens tempo ved at måle tiden fra et menneskeligt valg bliver muligt, til handlingen udføres. Den bruger et løbende gennemsnit som tænkepause for tilsvarende </w:t>
+      </w:r>
+      <w:r>
+        <w:rPr>
+          <w:rFonts w:ascii="Aptos" w:hAnsi="Aptos"/>
+          <w:sz w:val="21"/>
+        </w:rPr>
+        <w:lastRenderedPageBreak/>
+        <w:t>computerhandlinger. Pausen begrænses til et rimeligt interval, så spillet hverken føles øjeblikkeligt eller unødigt langsomt.</w:t>
       </w:r>
     </w:p>
     <w:p>
@@ -3001,6 +3032,7 @@
                 <w:rFonts w:ascii="Aptos" w:hAnsi="Aptos"/>
                 <w:sz w:val="19"/>
               </w:rPr>
+              <w:lastRenderedPageBreak/>
               <w:t>To par</w:t>
             </w:r>
           </w:p>
@@ -4427,6 +4459,7 @@
           <w:rFonts w:ascii="Aptos" w:hAnsi="Aptos"/>
           <w:sz w:val="21"/>
         </w:rPr>
+        <w:lastRenderedPageBreak/>
         <w:t>3. Implementér `ScoreSheet`, `Player`, `Die`, `IDiceRoller` og `Game`; test turregler, bonus, streg og afslutning.</w:t>
       </w:r>
     </w:p>

--- a/Yatzy-SDD.docx
+++ b/Yatzy-SDD.docx
@@ -1293,6 +1293,7 @@
                 <w:rFonts w:ascii="Aptos" w:hAnsi="Aptos"/>
                 <w:sz w:val="19"/>
               </w:rPr>
+              <w:lastRenderedPageBreak/>
               <w:t>To par</w:t>
             </w:r>
           </w:p>
@@ -1425,7 +1426,6 @@
                 <w:rFonts w:ascii="Aptos" w:hAnsi="Aptos"/>
                 <w:sz w:val="19"/>
               </w:rPr>
-              <w:lastRenderedPageBreak/>
               <w:t>Fuldt hus</w:t>
             </w:r>
           </w:p>
@@ -1816,6 +1816,7 @@
           <w:rFonts w:ascii="Aptos" w:hAnsi="Aptos"/>
           <w:sz w:val="21"/>
         </w:rPr>
+        <w:lastRenderedPageBreak/>
         <w:t>• Når der kastes, vises en kort visuel rulle-animation på de terninger, der ikke er holdt. Holdte terninger står helt stille og bevarer deres viste værdi. De endelige værdier vises efter animationen. Terninger og kastknap er deaktiveret, mens animationen kører.</w:t>
       </w:r>
     </w:p>
@@ -1864,7 +1865,6 @@
           <w:rFonts w:ascii="Aptos" w:hAnsi="Aptos"/>
           <w:sz w:val="21"/>
         </w:rPr>
-        <w:lastRenderedPageBreak/>
         <w:t>• Hovedvinduet indeholder en enkel menu eller knap med navnet “Indstillinger”. Her kan brugeren slå lyd og rulle-animation til eller fra samt vælge “Nulstil computerens læring”.</w:t>
       </w:r>
     </w:p>
@@ -2070,7 +2070,15 @@
           <w:rFonts w:ascii="Aptos" w:hAnsi="Aptos"/>
           <w:sz w:val="21"/>
         </w:rPr>
-        <w:t>Computeren må observere de menneskelige medspilleres afsluttede ture på samme måde som en menneskelig modspiller kan. Den registrerer derfor, hvilke terninger de holder, og hvilke kategorier de vælger. Disse observationer samles på tværs af alle menneskelige spillere og bruges kun som fælles mønstre til at justere computerens prioritering mellem ellers lige gode, lovlige valg. Computeren opretter ikke personprofiler og forsøger ikke at lære bestemte spillere at kende. Læringen gemmes lokalt mellem spil på den samme computer, men bruger ingen eksterne data eller tjenester.</w:t>
+        <w:t xml:space="preserve">Computeren må observere de menneskelige medspilleres afsluttede ture på samme måde som en menneskelig modspiller kan. Den registrerer derfor, hvilke terninger de holder, og hvilke kategorier de vælger. Disse observationer samles på tværs af alle menneskelige spillere og bruges kun som fælles mønstre til at justere computerens prioritering mellem ellers lige gode, lovlige valg. Computeren opretter </w:t>
+      </w:r>
+      <w:r>
+        <w:rPr>
+          <w:rFonts w:ascii="Aptos" w:hAnsi="Aptos"/>
+          <w:sz w:val="21"/>
+        </w:rPr>
+        <w:lastRenderedPageBreak/>
+        <w:t>ikke personprofiler og forsøger ikke at lære bestemte spillere at kende. Læringen gemmes lokalt mellem spil på den samme computer, men bruger ingen eksterne data eller tjenester.</w:t>
       </w:r>
     </w:p>
     <w:p>
@@ -2091,59 +2099,32 @@
     </w:p>
     <w:p>
       <w:pPr>
-        <w:spacing w:after="100"/>
-        <w:rPr>
-          <w:rFonts w:ascii="Aptos" w:hAnsi="Aptos"/>
-          <w:sz w:val="21"/>
-        </w:rPr>
-      </w:pPr>
-      <w:r>
-        <w:rPr>
-          <w:rFonts w:ascii="Aptos" w:hAnsi="Aptos"/>
-          <w:sz w:val="21"/>
-        </w:rPr>
-        <w:t xml:space="preserve">Computeren lærer også gruppens tempo ved at måle tiden fra et menneskeligt valg bliver muligt, til handlingen udføres. Den bruger et løbende gennemsnit som tænkepause for tilsvarende </w:t>
-      </w:r>
-      <w:r>
-        <w:rPr>
-          <w:rFonts w:ascii="Aptos" w:hAnsi="Aptos"/>
-          <w:sz w:val="21"/>
-        </w:rPr>
-        <w:lastRenderedPageBreak/>
-        <w:t>computerhandlinger. Pausen begrænses til et rimeligt interval, så spillet hverken føles øjeblikkeligt eller unødigt langsomt.</w:t>
-      </w:r>
-    </w:p>
-    <w:p>
-      <w:pPr>
-        <w:rPr>
-          <w:rFonts w:ascii="Aptos" w:hAnsi="Aptos"/>
-          <w:b/>
-          <w:sz w:val="30"/>
-        </w:rPr>
-      </w:pPr>
-      <w:r>
-        <w:rPr>
-          <w:rFonts w:ascii="Aptos" w:hAnsi="Aptos"/>
-          <w:b/>
-          <w:sz w:val="30"/>
-        </w:rPr>
-        <w:t>Brugerforløb</w:t>
-      </w:r>
-    </w:p>
-    <w:p>
-      <w:pPr>
-        <w:spacing w:after="40"/>
-        <w:rPr>
-          <w:rFonts w:ascii="Aptos" w:hAnsi="Aptos"/>
-          <w:sz w:val="21"/>
-        </w:rPr>
-      </w:pPr>
-      <w:r>
-        <w:rPr>
-          <w:rFonts w:ascii="Aptos" w:hAnsi="Aptos"/>
-          <w:sz w:val="21"/>
-        </w:rPr>
-        <w:t>1. Ved opstart kan brugeren fortsætte et gemt spil eller gå til startvinduet.</w:t>
+        <w:spacing w:after="40"/>
+        <w:rPr>
+          <w:rFonts w:ascii="Aptos" w:hAnsi="Aptos"/>
+          <w:sz w:val="21"/>
+        </w:rPr>
+      </w:pPr>
+      <w:r>
+        <w:rPr>
+          <w:rFonts w:ascii="Aptos" w:hAnsi="Aptos"/>
+          <w:sz w:val="21"/>
+        </w:rPr>
+        <w:t>Computeren lærer også gruppens tempo ved at måle tiden fra et m</w:t>
+      </w:r>
+      <w:r>
+        <w:rPr>
+          <w:rFonts w:ascii="Aptos" w:hAnsi="Aptos"/>
+          <w:sz w:val="21"/>
+        </w:rPr>
+        <w:t>Computeren lærer også gruppens tempo ved at måle tiden fra et menneskeligt valg bliver muligt, til handlingen udføres. Den bruger et løbende gennemsnit som tænkepause for tilsvarende computerhandlinger. Indtil der er målt menneskelig beslutningstid, er pausen 800 ms. Pausen begrænses derefter til mellem 400 og 2.000 ms, så spillet hverken føles øjeblikkeligt eller unødigt langsomt.</w:t>
+      </w:r>
+      <w:r>
+        <w:rPr>
+          <w:rFonts w:ascii="Aptos" w:hAnsi="Aptos"/>
+          <w:sz w:val="21"/>
+        </w:rPr>
+        <w:t>l eller gå til startvinduet.</w:t>
       </w:r>
     </w:p>
     <w:p>
@@ -3032,7 +3013,6 @@
                 <w:rFonts w:ascii="Aptos" w:hAnsi="Aptos"/>
                 <w:sz w:val="19"/>
               </w:rPr>
-              <w:lastRenderedPageBreak/>
               <w:t>To par</w:t>
             </w:r>
           </w:p>
@@ -4459,7 +4439,6 @@
           <w:rFonts w:ascii="Aptos" w:hAnsi="Aptos"/>
           <w:sz w:val="21"/>
         </w:rPr>
-        <w:lastRenderedPageBreak/>
         <w:t>3. Implementér `ScoreSheet`, `Player`, `Die`, `IDiceRoller` og `Game`; test turregler, bonus, streg og afslutning.</w:t>
       </w:r>
     </w:p>

--- a/Yatzy-SDD.docx
+++ b/Yatzy-SDD.docx
@@ -1816,24 +1816,29 @@
           <w:rFonts w:ascii="Aptos" w:hAnsi="Aptos"/>
           <w:sz w:val="21"/>
         </w:rPr>
+        <w:t>• Når der kastes, vises en kort visuel rulle-animation på de tern</w:t>
+      </w:r>
+      <w:r>
+        <w:rPr>
+          <w:rFonts w:ascii="Aptos" w:hAnsi="Aptos"/>
+          <w:sz w:val="21"/>
+        </w:rPr>
+        <w:t xml:space="preserve">Når der kastes, vises en 500 ms lang visuel rulle-animation på de terninger, der ikke er holdt. Holdte terninger står helt stille og bevarer deres </w:t>
+      </w:r>
+      <w:r>
+        <w:rPr>
+          <w:rFonts w:ascii="Aptos" w:hAnsi="Aptos"/>
+          <w:sz w:val="21"/>
+        </w:rPr>
         <w:lastRenderedPageBreak/>
-        <w:t>• Når der kastes, vises en kort visuel rulle-animation på de terninger, der ikke er holdt. Holdte terninger står helt stille og bevarer deres viste værdi. De endelige værdier vises efter animationen. Terninger og kastknap er deaktiveret, mens animationen kører.</w:t>
-      </w:r>
-    </w:p>
-    <w:p>
-      <w:pPr>
-        <w:spacing w:after="40"/>
-        <w:rPr>
-          <w:rFonts w:ascii="Aptos" w:hAnsi="Aptos"/>
-          <w:sz w:val="21"/>
-        </w:rPr>
-      </w:pPr>
-      <w:r>
-        <w:rPr>
-          <w:rFonts w:ascii="Aptos" w:hAnsi="Aptos"/>
-          <w:sz w:val="21"/>
-        </w:rPr>
-        <w:t>• Rulle-animationen er slået til som standard, men kan slås fra i indstillingerne. Når den er slået fra, vises kastets endelige værdier med det samme.</w:t>
+        <w:t>viste værdi. De endelige værdier vises efter animationen. Terninger og kastknap er deaktiveret, mens animationen kører.</w:t>
+      </w:r>
+      <w:r>
+        <w:rPr>
+          <w:rFonts w:ascii="Aptos" w:hAnsi="Aptos"/>
+          <w:sz w:val="21"/>
+        </w:rPr>
+        <w:t>a i indstillingerne. Når den er slået fra, vises kastets endelige værdier med det samme.</w:t>
       </w:r>
     </w:p>
     <w:p>
@@ -2070,15 +2075,7 @@
           <w:rFonts w:ascii="Aptos" w:hAnsi="Aptos"/>
           <w:sz w:val="21"/>
         </w:rPr>
-        <w:t xml:space="preserve">Computeren må observere de menneskelige medspilleres afsluttede ture på samme måde som en menneskelig modspiller kan. Den registrerer derfor, hvilke terninger de holder, og hvilke kategorier de vælger. Disse observationer samles på tværs af alle menneskelige spillere og bruges kun som fælles mønstre til at justere computerens prioritering mellem ellers lige gode, lovlige valg. Computeren opretter </w:t>
-      </w:r>
-      <w:r>
-        <w:rPr>
-          <w:rFonts w:ascii="Aptos" w:hAnsi="Aptos"/>
-          <w:sz w:val="21"/>
-        </w:rPr>
-        <w:lastRenderedPageBreak/>
-        <w:t>ikke personprofiler og forsøger ikke at lære bestemte spillere at kende. Læringen gemmes lokalt mellem spil på den samme computer, men bruger ingen eksterne data eller tjenester.</w:t>
+        <w:t>Computeren må observere de menneskelige medspilleres afsluttede ture på samme måde som en menneskelig modspiller kan. Den registrerer derfor, hvilke terninger de holder, og hvilke kategorier de vælger. Disse observationer samles på tværs af alle menneskelige spillere og bruges kun som fælles mønstre til at justere computerens prioritering mellem ellers lige gode, lovlige valg. Computeren opretter ikke personprofiler og forsøger ikke at lære bestemte spillere at kende. Læringen gemmes lokalt mellem spil på den samme computer, men bruger ingen eksterne data eller tjenester.</w:t>
       </w:r>
     </w:p>
     <w:p>

--- a/Yatzy-SDD.docx
+++ b/Yatzy-SDD.docx
@@ -1918,7 +1918,30 @@
           <w:rFonts w:ascii="Aptos" w:hAnsi="Aptos"/>
           <w:sz w:val="21"/>
         </w:rPr>
-        <w:t>• Bonus vises som 50 straks ved mindst 63 i øvre sektion; når den øvre sektion er færdig uden 63 point, vises 0.</w:t>
+        <w:t xml:space="preserve">• Bonus vises som 50 straks ved mindst 63 i øvre sektion; når </w:t>
+      </w:r>
+    </w:p>
+    <w:p>
+      <w:pPr>
+        <w:spacing w:after="40"/>
+        <w:rPr>
+          <w:rFonts w:ascii="Aptos" w:hAnsi="Aptos"/>
+          <w:sz w:val="21"/>
+        </w:rPr>
+      </w:pPr>
+      <w:r>
+        <w:rPr>
+          <w:rFonts w:ascii="Aptos" w:hAnsi="Aptos"/>
+          <w:sz w:val="21"/>
+        </w:rPr>
+        <w:t>Hver spillerkolonne viser øvre subtotal, bonus, øvre total, nedre subtotal og samlet score. Den samlede score er øvre total plus nedre subtotal.</w:t>
+      </w:r>
+      <w:r>
+        <w:rPr>
+          <w:rFonts w:ascii="Aptos" w:hAnsi="Aptos"/>
+          <w:sz w:val="21"/>
+        </w:rPr>
+        <w:t>den øvre sektion er færdig uden 63 point, vises 0.</w:t>
       </w:r>
     </w:p>
     <w:p>
@@ -2075,7 +2098,7 @@
           <w:rFonts w:ascii="Aptos" w:hAnsi="Aptos"/>
           <w:sz w:val="21"/>
         </w:rPr>
-        <w:t>Computeren må observere de menneskelige medspilleres afsluttede ture på samme måde som en menneskelig modspiller kan. Den registrerer derfor, hvilke terninger de holder, og hvilke kategorier de vælger. Disse observationer samles på tværs af alle menneskelige spillere og bruges kun som fælles mønstre til at justere computerens prioritering mellem ellers lige gode, lovlige valg. Computeren opretter ikke personprofiler og forsøger ikke at lære bestemte spillere at kende. Læringen gemmes lokalt mellem spil på den samme computer, men bruger ingen eksterne data eller tjenester.</w:t>
+        <w:t>Computeren må observere de menneskelige medspilleres afslutted</w:t>
       </w:r>
     </w:p>
     <w:p>
@@ -2091,6 +2114,30 @@
           <w:rFonts w:ascii="Aptos" w:hAnsi="Aptos"/>
           <w:sz w:val="21"/>
         </w:rPr>
+        <w:t>Computerens basisstrategi er bevidst enkel og menneskelignende: Den vurderer kun de synlige terninger, antal kast tilbage og sine ledige kategorier. Før et nyt kast prioriterer den at holde eksisterende grupper af ens terninger, forskellige terninger som bygger mod en straight og høje terninger, der kan bruges i den øvre sektion. Den kan afslutte tidligt ved særligt stærke, færdige kombinationer som Yatzy, straight, fuldt hus eller fire ens. Når flere lovlige valg er lige gode efter denne vurdering, bruges de fælles læringsmønstre kun som afgørelse mellem dem.</w:t>
+      </w:r>
+      <w:r>
+        <w:rPr>
+          <w:rFonts w:ascii="Aptos" w:hAnsi="Aptos"/>
+          <w:sz w:val="21"/>
+        </w:rPr>
+        <w:t>e ture på samme måde som en menneskelig modspiller kan. Den registrerer derfor, hvilke terninger de holder, og hvilke kategorier de vælger. Disse observationer samles på tværs af alle menneskelige spillere og bruges kun som fælles mønstre til at justere computerens prioritering mellem ellers lige gode, lovlige valg. Computeren opretter ikke personprofiler og forsøger ikke at lære bestemte spillere at kende. Læringen gemmes lokalt mellem spil på den samme computer, men bruger ingen eksterne data eller tjenester.</w:t>
+      </w:r>
+    </w:p>
+    <w:p>
+      <w:pPr>
+        <w:spacing w:after="100"/>
+        <w:rPr>
+          <w:rFonts w:ascii="Aptos" w:hAnsi="Aptos"/>
+          <w:sz w:val="21"/>
+        </w:rPr>
+      </w:pPr>
+      <w:r>
+        <w:rPr>
+          <w:rFonts w:ascii="Aptos" w:hAnsi="Aptos"/>
+          <w:sz w:val="21"/>
+        </w:rPr>
+        <w:lastRenderedPageBreak/>
         <w:t>Brugeren kan fra start- eller hovedvinduet vælge “Nulstil computerens læring”. Handlingen sletter kun de gemte spillestilsmønstre og kræver en bekræftelse.</w:t>
       </w:r>
     </w:p>
